--- a/public/anexos/10-Trazabilidad/Informe_de_Cambios_ALMEXA.docx
+++ b/public/anexos/10-Trazabilidad/Informe_de_Cambios_ALMEXA.docx
@@ -490,6 +490,50 @@
                 <w:szCs w:val="18"/>
               </w:rPr>
               <w:t>Alineación con el SRS y con el diagrama de dominio del proyecto.</w:t>
+            </w:r>
+          </w:p>
+        </w:tc>
+      </w:tr>
+      <w:tr>
+        <w:tc>
+          <w:tcPr>
+            <w:tcW w:type="dxa" w:w="1657"/>
+          </w:tcPr>
+          <w:p>
+            <w:r>
+              <w:rPr>
+                <w:rFonts w:ascii="Calibri" w:hAnsi="Calibri"/>
+                <w:sz w:val="20"/>
+              </w:rPr>
+              <w:t>Kevin SRS-Sistema de Inventario_CORREGIDO.docx (tabla de requisitos de infraestructura del servidor)</w:t>
+            </w:r>
+          </w:p>
+        </w:tc>
+        <w:tc>
+          <w:tcPr>
+            <w:tcW w:type="dxa" w:w="4255"/>
+          </w:tcPr>
+          <w:p>
+            <w:r>
+              <w:rPr>
+                <w:rFonts w:ascii="Calibri" w:hAnsi="Calibri"/>
+                <w:sz w:val="20"/>
+              </w:rPr>
+              <w:t>Se sustituyó 'PostgreSQL o MySQL' por 'PostgreSQL' como base de datos del servidor de producción.</w:t>
+            </w:r>
+          </w:p>
+        </w:tc>
+        <w:tc>
+          <w:tcPr>
+            <w:tcW w:type="dxa" w:w="3088"/>
+          </w:tcPr>
+          <w:p>
+            <w:r>
+              <w:rPr>
+                <w:rFonts w:ascii="Calibri" w:hAnsi="Calibri"/>
+                <w:sz w:val="20"/>
+              </w:rPr>
+              <w:t>Eliminar la última referencia residual a MySQL y dejar el SRS con PostgreSQL como único motor, coherente con el resto de la documentación.</w:t>
             </w:r>
           </w:p>
         </w:tc>

--- a/public/anexos/10-Trazabilidad/Informe_de_Cambios_ALMEXA.docx
+++ b/public/anexos/10-Trazabilidad/Informe_de_Cambios_ALMEXA.docx
@@ -497,27 +497,26 @@
       <w:tr>
         <w:tc>
           <w:tcPr>
-            <w:tcW w:type="dxa" w:w="1657"/>
+            <w:tcW w:w="1657" w:type="dxa"/>
           </w:tcPr>
           <w:p>
             <w:r>
               <w:rPr>
                 <w:rFonts w:ascii="Calibri" w:hAnsi="Calibri"/>
-                <w:sz w:val="20"/>
-              </w:rPr>
+              </w:rPr>
+              <w:lastRenderedPageBreak/>
               <w:t>Kevin SRS-Sistema de Inventario_CORREGIDO.docx (tabla de requisitos de infraestructura del servidor)</w:t>
             </w:r>
           </w:p>
         </w:tc>
         <w:tc>
           <w:tcPr>
-            <w:tcW w:type="dxa" w:w="4255"/>
+            <w:tcW w:w="4255" w:type="dxa"/>
           </w:tcPr>
           <w:p>
             <w:r>
               <w:rPr>
                 <w:rFonts w:ascii="Calibri" w:hAnsi="Calibri"/>
-                <w:sz w:val="20"/>
               </w:rPr>
               <w:t>Se sustituyó 'PostgreSQL o MySQL' por 'PostgreSQL' como base de datos del servidor de producción.</w:t>
             </w:r>
@@ -525,13 +524,12 @@
         </w:tc>
         <w:tc>
           <w:tcPr>
-            <w:tcW w:type="dxa" w:w="3088"/>
+            <w:tcW w:w="3088" w:type="dxa"/>
           </w:tcPr>
           <w:p>
             <w:r>
               <w:rPr>
                 <w:rFonts w:ascii="Calibri" w:hAnsi="Calibri"/>
-                <w:sz w:val="20"/>
               </w:rPr>
               <w:t>Eliminar la última referencia residual a MySQL y dejar el SRS con PostgreSQL como único motor, coherente con el resto de la documentación.</w:t>
             </w:r>
@@ -551,7 +549,6 @@
           <w:sz w:val="22"/>
           <w:szCs w:val="22"/>
         </w:rPr>
-        <w:lastRenderedPageBreak/>
         <w:t>5. Correcciones en los diagramas de actividades</w:t>
       </w:r>
     </w:p>
@@ -882,7 +879,7 @@
                 <w:sz w:val="18"/>
                 <w:szCs w:val="18"/>
               </w:rPr>
-              <w:t>Bodeguero / Administrador</w:t>
+              <w:t>Administrador</w:t>
             </w:r>
           </w:p>
         </w:tc>
@@ -896,7 +893,7 @@
                 <w:sz w:val="18"/>
                 <w:szCs w:val="18"/>
               </w:rPr>
-              <w:t>Coincidir con los roles del SRS.</w:t>
+              <w:t>Coincidir con el rol Administrador del SRS.</w:t>
             </w:r>
           </w:p>
         </w:tc>
@@ -968,7 +965,7 @@
         <w:spacing w:after="90"/>
       </w:pPr>
       <w:r>
-        <w:t>Además, se renumeró el módulo de Inventario en los diagramas de actividades conforme al SRS (ERF5.1–5.11), incluyendo el ajuste manual (ERF5.9), la actualización de stock en tiempo real (ERF5.10) y el panel de estado (ERF5.11). Archivo: Documentacion_Diagramas_de_Actividades_CORREGIDO.docx.</w:t>
+        <w:t>Además, se renumeró el módulo de Inventario en los diagramas de actividades conforme al SRS (ERF5.1–5.11), incluyendo el ajuste manual (ERF5.9), la actualización de stock en tiempo real (ERF5.10) y el panel de estado (ERF5.11). Archivo: Documentacion_Diagramas_de_Actividades VF.pdf.</w:t>
       </w:r>
     </w:p>
     <w:p>
@@ -1251,6 +1248,7 @@
                 <w:sz w:val="18"/>
                 <w:szCs w:val="18"/>
               </w:rPr>
+              <w:lastRenderedPageBreak/>
               <w:t>CU-05.10 'Visualizar Panel Estado del Inventario' pasó a CU-05.11.</w:t>
             </w:r>
           </w:p>
@@ -1337,7 +1335,6 @@
         <w:spacing w:after="50"/>
       </w:pPr>
       <w:r>
-        <w:lastRenderedPageBreak/>
         <w:t>¿Qué? Se unificó la referencia del grupo a 'Grupo 1' (antes la sección 5.2 decía 'Grupo 6') y se indicaron los integrantes reales. ¿Dónde? Informe_RRHH_Sistema_Inventario_CORREGIDO.docx. ¿Razón? Error interno del documento: el grupo real del proyecto es el Grupo 1.</w:t>
       </w:r>
     </w:p>
@@ -1351,7 +1348,7 @@
         <w:spacing w:after="50"/>
       </w:pPr>
       <w:r>
-        <w:t>¿Qué? Se corrigió la numeración de los requisitos de inventario: actualización de stock en tiempo real pasó a ERF5.10 y se precisó que el ajuste manual es ERF5.9. ¿Razón? Alineación con la numeración del SRS en el rol DBA.</w:t>
+        <w:t>Qué: se precisó la distribución horaria de los escenarios: el caso real corresponde a 90 horas semanales en conjunto (30 h por integrante) que, por 24 semanas, suman 2.160 horas-persona; el caso ideal suma 2.160 horas-persona según la dedicación de cada rol (180 + 240 + 430 + 520 + 220 + 360 + 210). Se eliminaron las expresiones "60 horas por integrante", "66 horas por rol" y el escenario de 48 semanas. Asimismo, los rubros de energía e internet del cuadro de costos quedan etiquetados por escenario (caso real/caso ideal) sobre 6 meses. Dónde: Cuadro_de_Costos_ALMEXA.docx, Informe_RRHH_Sistema_Inventario_CORREGIDO.docx, Informe_Tecnico_ALMEXA_v3.0.docx. Razón: consistencia aritmética (2.160 = 90 × 24 = 3 × 30 × 24; caso ideal 180+240+430+520+220+360+210 = 2.160).</w:t>
       </w:r>
     </w:p>
     <w:p>
@@ -1798,7 +1795,7 @@
                 <w:sz w:val="18"/>
                 <w:szCs w:val="18"/>
               </w:rPr>
-              <w:t>Documentacion_Diagramas_de_Actividades_CORREGIDO.docx</w:t>
+              <w:t>Documentacion_Diagramas_de_Actividades VF.pdf</w:t>
             </w:r>
           </w:p>
         </w:tc>
@@ -1963,6 +1960,7 @@
                 <w:sz w:val="18"/>
                 <w:szCs w:val="18"/>
               </w:rPr>
+              <w:lastRenderedPageBreak/>
               <w:t>Diagramas_De_Los_Casos_de_Usos_CORREGIDO.drawio</w:t>
             </w:r>
           </w:p>
@@ -2565,6 +2563,72 @@
           </w:p>
         </w:tc>
       </w:tr>
+      <w:tr>
+        <w:tc>
+          <w:tcPr>
+            <w:tcW w:type="dxa" w:w="1174"/>
+          </w:tcPr>
+          <w:p>
+            <w:r>
+              <w:t>Nuevo</w:t>
+            </w:r>
+          </w:p>
+        </w:tc>
+        <w:tc>
+          <w:tcPr>
+            <w:tcW w:type="dxa" w:w="7826"/>
+          </w:tcPr>
+          <w:p>
+            <w:r>
+              <w:t>LICENCIA_BSL.txt</w:t>
+            </w:r>
+          </w:p>
+        </w:tc>
+      </w:tr>
+      <w:tr>
+        <w:tc>
+          <w:tcPr>
+            <w:tcW w:type="dxa" w:w="1174"/>
+          </w:tcPr>
+          <w:p>
+            <w:r>
+              <w:t>Corregido</w:t>
+            </w:r>
+          </w:p>
+        </w:tc>
+        <w:tc>
+          <w:tcPr>
+            <w:tcW w:type="dxa" w:w="7826"/>
+          </w:tcPr>
+          <w:p>
+            <w:r>
+              <w:t>Cierre de Trimestre\3\Informe_Tecnico_ALMEXA_v3.0.docx</w:t>
+            </w:r>
+          </w:p>
+        </w:tc>
+      </w:tr>
+      <w:tr>
+        <w:tc>
+          <w:tcPr>
+            <w:tcW w:type="dxa" w:w="1174"/>
+          </w:tcPr>
+          <w:p>
+            <w:r>
+              <w:t>Corregido</w:t>
+            </w:r>
+          </w:p>
+        </w:tc>
+        <w:tc>
+          <w:tcPr>
+            <w:tcW w:type="dxa" w:w="7826"/>
+          </w:tcPr>
+          <w:p>
+            <w:r>
+              <w:t>Matrices\Cuadro_de_Costos_ALMEXA.docx</w:t>
+            </w:r>
+          </w:p>
+        </w:tc>
+      </w:tr>
     </w:tbl>
     <w:p/>
     <w:p/>
@@ -2793,7 +2857,7 @@
           </w:tcPr>
           <w:p>
             <w:r>
-              <w:t>Cierre de Trimestre\3\Informe_Tecnico_ALMEXA_v2.4.docx</w:t>
+              <w:t>Cierre de Trimestre\3\Informe_Tecnico_ALMEXA_v3.0.docx</w:t>
             </w:r>
           </w:p>
         </w:tc>
@@ -2829,7 +2893,233 @@
     </w:p>
     <w:p>
       <w:r>
-        <w:t>Qué: se documenta cómo se modela la categorización de los productos en el sistema. Dónde: Documentacion_Software_ALMEXA_CORREGIDO2.0.docx, Diagramas\Falta por revisar\Diagramas\Diagrama_DER_SRS.drawio e Informe_Tecnico_ALMEXA_v2.4.docx. Razón: el SRS menciona "categorías" en el objetivo específico, en el alcance ("módulo de categorías y proveedores") y en los criterios de rendimiento ("CRUD sobre productos, categorías o movimientos"), pero no define ningún requisito funcional dedicado a la gestión de categorías. En el modelo relacional la categoría se representa como el atributo "categoria" (String) de la entidad Producto, campo obligatorio al registrar (ERF5.1) y filtro en búsqueda y reportes (ERF5.8, ERF7.1-ERF7.4, ERF7.11 y RF8.1), de modo que el dominio se mantiene en 12 entidades más la tabla puente RutaProducto. Además, si el alcance llegara a exigir la gestión del catálogo de categorías, la evolución natural es una tabla Categoría (id, nombre) con la clave foránea categoria_id en Producto; por tanto, el modelado como atributo es una decisión consciente y reversible, no un olvido.</w:t>
+        <w:t>Qué: se documenta cómo se modela la categorización de los productos en el sistema. Dónde: Documentacion_Software_ALMEXA_CORREGIDO2.0.docx, Diagramas\Falta por revisar\Diagramas\Diagrama_DER_SRS.drawio e Informe_Tecnico_ALMEXA_v3.0.docx. Razón: el SRS menciona "categorías" en el objetivo específico, en el alcance ("módulo de categorías y proveedores") y en los criterios de rendimiento ("CRUD sobre productos, categorías o movimientos"), pero no define ningún requisito funcional dedicado a la gestión de categorías. En el modelo relacional la categoría se representa como el atributo "categoria" (String) de la entidad Producto, campo obligatorio al registrar (ERF5.1) y filtro en búsqueda y reportes (ERF5.8, ERF7.1-ERF7.4, ERF7.11 y ERF8.1), de modo que el dominio se mantiene en 12 entidades más la tabla puente RutaProducto. Además, si el alcance llegara a exigir la gestión del catálogo de categorías, la evolución natural es una tabla Categoría (id, nombre) con la clave foránea categoria_id en Producto; por tanto, el modelado como atributo es una decisión consciente y reversible, no un olvido.</w:t>
+      </w:r>
+    </w:p>
+    <w:p>
+      <w:r>
+        <w:rPr>
+          <w:b/>
+        </w:rPr>
+        <w:t>18. Registro adicional (19-09-2026): cierre trimestral v3.0</w:t>
+      </w:r>
+    </w:p>
+    <w:p>
+      <w:r>
+        <w:t>Qué: se reconstruyó el presupuesto en un doble escenario a 6 meses (24 semanas, 6 sprints de 4 semanas): caso real (Grupo 1, 2.160 horas-persona, recursos humanos = $0 por trabajo académico no remunerado, con referencia de mercado de $41.760.000) con total de $2.082.116 COP y caso ideal académico (7 roles, 2.160 horas-persona, recursos humanos de $42.930.000) con total de $52.287.584 COP, bajo tarifas de mercado 2026 y con un ahorro real del 96,0 %; se retiraron las cifras previas (18 meses, 810/825 horas, $30.004.700, y el escenario de 12 meses). Dónde: Cuadro_de_Costos_ALMEXA.docx, Informe_RRHH_Sistema_Inventario_CORREGIDO.docx, Informe_Tecnico_ALMEXA_v3.0.docx y página web. Razón: alinear los artefactos con el calendario formativo real (6 meses) y documentar el valor del trabajo en dos escenarios.</w:t>
+      </w:r>
+    </w:p>
+    <w:p>
+      <w:r>
+        <w:t>Qué: se sustituyó la licencia provisional Apache 2.0 por la Business Source License 1.1 (BSL 1.1), con Additional Use Grant None, Change Date 2030-09-19 y Change License GPL v2.0 o posterior; LICENCIA_Apache-2.0.txt se conserva solo como referencia histórica. Dónde: Documentacion_de_Licenciamiento_ALMEXA.docx, nuevo archivo LICENCIA_BSL.txt, Matriz_de_Riesgo_ALMEXA.docx (plan T14), Informe_Tecnico_ALMEXA_v3.0.docx y página web (src y public/dist). Razón: decisión del equipo de adoptar un esquema source-available con conversión automática a GPL v2.0 o posterior, acorde con el marco normativo SENA.</w:t>
+      </w:r>
+    </w:p>
+    <w:p>
+      <w:r>
+        <w:t>Qué: se renombró la columna 'Requisito SRS relacionado' de la matriz de riesgos a 'Requerimiento afectado'. Dónde: Matriz_de_Riesgo_ALMEXA.docx, Informe_Tecnico_ALMEXA_v3.0.docx (Tabla 11) y página web (Calidad.jsx). Razón: señalar con precisión los requerimientos afectados por cada riesgo.</w:t>
+      </w:r>
+    </w:p>
+    <w:p>
+      <w:r>
+        <w:t>Qué: se actualizó la estadística de digitalización del SRS: el 60 % pasó a 'más del 63 % de las pymes de América Latina' conforme a Montero (2025), con enlace a guadapress.es. Dónde: Kevin SRS-Sistema de Inventario_CORREGIDO.docx e Informe_Tecnico_ALMEXA_v3.0.docx. Razón: citar una fuente más reciente y verificable.</w:t>
+      </w:r>
+    </w:p>
+    <w:p>
+      <w:r>
+        <w:t>Qué: se corrigió la referencia al grupo en el SRS (pasó de 'Grupo 6' a 'Grupo 1'). Dónde: Kevin SRS-Sistema de Inventario_CORREGIDO.docx. Razón: el grupo real del proyecto es el Grupo 1 (consistencia interna).</w:t>
+      </w:r>
+    </w:p>
+    <w:p>
+      <w:r>
+        <w:t>Qué: se generó el Informe_Tecnico_ALMEXA_v3.0.docx y su PDF en 'Nuevas versiones\Cierre de Trimestre\3'. Razón: consolidar el cierre trimestral con el presupuesto dual, la licencia BSL 1.1, la estadística actualizada y las tablas renombradas; se conserva v2.5.pdf como histórico.</w:t>
+      </w:r>
+    </w:p>
+    <w:p>
+      <w:r>
+        <w:t>19. Registro adicional (19-09-2026): recálculo del presupuesto a 6 meses (24 semanas)</w:t>
+      </w:r>
+    </w:p>
+    <w:p>
+      <w:r>
+        <w:t>Qué: la documentación de costos y recursos humanos (Cuadro_de_Costos_ALMEXA.docx y su .txt, Informe_RRHH_Sistema_Inventario_CORREGIDO.docx e Informe_Tecnico_ALMEXA_v3.0.docx, con su PDF) se recalcula sobre un calendario de 6 meses (24 semanas, 6 sprints de 4 semanas) y 2.160 horas-persona en ambos escenarios: caso real total $2.082.116 COP (subtotal $1.892.833, que suma hardware imputado $1.232.833 + otros $660.000 con recursos humanos = $0, más imprevistos $189.283) y caso ideal total $52.287.584 COP (subtotal $47.534.167, que suma recursos humanos $42.930.000 + hardware $2.932.167 + otros $1.672.000, más imprevistos $4.753.417), con un ahorro real del 96,0 % ($50.205.468). La depreciación del hardware se imputa ÷6 (6 de 36 meses de vida útil, FACPCE RT-17) y las tarifas se mantienen como referencias de mercado 2026. Dónde: Matrices, Recursos Humanos, Trazabilidad y Cierre de Trimestre\3, además de la página web (proyecto y anexos). Razón: registrar formalmente el recálculo que sustituye el escenario de 12 meses aprobado previamente.</w:t>
+      </w:r>
+    </w:p>
+    <w:p>
+      <w:pPr/>
+      <w:r>
+        <w:t>20. Registro adicional (20-09-2026): revisión editorial integral</w:t>
+      </w:r>
+    </w:p>
+    <w:p>
+      <w:pPr/>
+      <w:r>
+        <w:t>Qué: se aplicó una revisión editorial integral a la documentación y a la página web para eliminar errores de redacción, notación, cifras residuales e inconsistencias. Detalles:</w:t>
+      </w:r>
+    </w:p>
+    <w:p>
+      <w:pPr/>
+      <w:r>
+        <w:t>· SRS: se añadió el requisito ERF5.9 (Ajuste Manual de Stock con Justificación) al listado y al detalle de RF5, se insertaron las etiquetas ERF6.1, ERF7.1 y ERF8.1 con sus descripciones, se incorporó el bloque de requisitos no funcionales ERNF4.2 (confiabilidad), se corrigieron tipeos y se precisó el encabezado "1.4.1 Objetivos específicos".</w:t>
+      </w:r>
+    </w:p>
+    <w:p>
+      <w:pPr/>
+      <w:r>
+        <w:t>· Matriz de Riesgos: los niveles se recalculan estrictamente por la escala probabilidad × impacto (Bajo 1-4, Medio 5-9, Alto 10-15, Crítico 16-25) y la columna Prioridad se deriva del nivel (Crítico o Alto = Alta; Medio = Media; Bajo = Baja).</w:t>
+      </w:r>
+    </w:p>
+    <w:p>
+      <w:pPr/>
+      <w:r>
+        <w:t>· Informe Técnico v3.0: se alineó la Tabla 11 (niveles y prioridades) con la escala; se precisó el hosting del caso real ($0, despliegue local) frente al caso ideal (MI.COM.CO, $132.000 anuales); se aclaró que CU-04.4 documenta la modificación de una ruta existente (ERF4.3 y ERF4.4); se definió ERNF1.3 (registro de producto en menos de tres minutos) y se ajustó la redacción del apartado de riesgos y el rubro de hardware (tiendas Falabella, Alkosto y Prof. Wireless).</w:t>
+      </w:r>
+    </w:p>
+    <w:p>
+      <w:pPr/>
+      <w:r>
+        <w:t>· Diagrama de dominio y casos de uso: se corrigió la fecha de la portada (Septiembre de 2026), los plurales de las relaciones ("uno o varios productos", "rutas", etc.) y la cardinalidad del CU-02 (un usuario tiene exactamente un rol).</w:t>
+      </w:r>
+    </w:p>
+    <w:p>
+      <w:pPr/>
+      <w:r>
+        <w:t>· Diagramas de actividad (.puml): se reemplazaron los actores obsoletos (Encargado de Compras/Logística/Bodega) por los roles formales (Administrador, Técnico, Bodeguero), se eliminó la referencia a ERF2.5 del DA-02, se corrigió la numeración del DA-05 (ajuste manual ERF5.9, stock en tiempo real ERF5.10 y panel ERF5.11) y se incorporó el actor Consultor en DA-07.</w:t>
+      </w:r>
+    </w:p>
+    <w:p>
+      <w:pPr/>
+      <w:r>
+        <w:t>· Hardware: se incorporó la tienda Prof. Wireless, se unificó la denominación del equipo "HP Pavilion Ryzen 7 5700U (15-eh1021la)" y se corrigió la notación de los gráficos (Gráficos Intel integrados).</w:t>
+      </w:r>
+    </w:p>
+    <w:p>
+      <w:pPr/>
+      <w:r>
+        <w:t>· Validación: se corrigió la notación mixta RNF/ERNF (RNF2.1 → ERNF2.1) y se incluyó RNF4 en las conclusiones pendientes de pruebas empíricas.</w:t>
+      </w:r>
+    </w:p>
+    <w:p>
+      <w:pPr/>
+      <w:r>
+        <w:t>· Cuadro de Costos: se precisó la energía del caso ideal (≈ $700.000 en los 6 meses) y la lista de tiendas colombianas.</w:t>
+      </w:r>
+    </w:p>
+    <w:p>
+      <w:pPr/>
+      <w:r>
+        <w:t>· Prototipo: los roles se alinearon a los formales (Bodeguero, Técnico y Consultor en lugar de Operario de Bodega y Consulta/Auditoría), incluyendo un usuario demostrativo con rol Técnico.</w:t>
+      </w:r>
+    </w:p>
+    <w:p>
+      <w:pPr/>
+      <w:r>
+        <w:t>· Página web: se tradujeron al inglés las filas del stack, los módulos de casos de uso y validación y los requerimientos afectados de los riesgos; "Grupo 1" pasó a "Group 1"; se reajustaron los niveles y prioridades de los riesgos (T1 a T9) conforme a la escala; se actualizaron las descripciones de los anexos de recursos humanos (2.160 h) y del cuadro de costos y se añadió el anexo histórico LICENCIA_Apache-2.0.txt (catálogo: 41 anexos).</w:t>
+      </w:r>
+    </w:p>
+    <w:p>
+      <w:pPr/>
+      <w:r>
+        <w:t>Dónde: Kevin SRS-Sistema de Inventario_CORREGIDO.docx, Matriz_de_Riesgo_ALMEXA.docx, Informe_Tecnico_ALMEXA_v3.0.docx, Documentacion_Hardware_ALMEXA_CORREGIDO2.0.docx, Documentacion_Diagrama_de_Dominio_CORREGIDO.docx, Documentacion_Diagramas_de_caso_de_uso.docx, diagramas de actividad (.puml), Informe_Ingenieria_y_Validacion_de_Requisitos.docx, Documento_de_Correlacion_con_el_SRS.docx, Cuadro_de_Costos_ALMEXA.docx, prototipo-inventario.html y página web (src/data y src/i18n).</w:t>
+      </w:r>
+    </w:p>
+    <w:p>
+      <w:pPr/>
+      <w:r>
+        <w:t>Razón: dejar la documentación final sin errores ortográficos, de notación o de coherencia interna antes de la entrega.</w:t>
+      </w:r>
+    </w:p>
+    <w:p>
+      <w:r>
+        <w:rPr>
+          <w:b/>
+        </w:rPr>
+        <w:t>21. Registro adicional (20-09-2026): revisión editorial complementaria</w:t>
+      </w:r>
+    </w:p>
+    <w:p>
+      <w:r>
+        <w:rPr>
+          <w:b w:val="0"/>
+        </w:rPr>
+        <w:t>Qué: se aplicó una nueva ronda de revisión editorial previa a la entrega final. Detalles:</w:t>
+      </w:r>
+    </w:p>
+    <w:p>
+      <w:r>
+        <w:rPr>
+          <w:b w:val="0"/>
+        </w:rPr>
+        <w:t>· SRS: se renombraron los encabezados de detalle a la notación ERFx.y, se retiró el enunciado duplicado de compatibilidad de navegadores de la sección 2.3 y se unificó la cifra 50,000 → 50.000 en los requisitos no funcionales.</w:t>
+      </w:r>
+    </w:p>
+    <w:p>
+      <w:r>
+        <w:rPr>
+          <w:b w:val="0"/>
+        </w:rPr>
+        <w:t>· Actores del módulo RF6: conforme al SRS (ERF6.1 asociado al administrador, ERF6.3 administrador responsable, ERF6.4 solo el administrador), la gestión de espacios y bodega recae en el rol Administrador; se corrigió el CU-06 (actor), la correlación de actores (DA-06), el informe de validación, la fila CU-06 del informe técnico, la tabla de la web (casosUso CU-06 → 'Administrador, Consultor') y el diagrama de casos (la arista Bodeguero→CU-06 se reemplazó por Consultor→CU-06 en Diagramas_Casos_de_Usos.drawio).</w:t>
+      </w:r>
+    </w:p>
+    <w:p>
+      <w:pPr/>
+      <w:r>
+        <w:t>· Consistencia web–diagrama (ronda 2): añadida la arista Consultor→CU-03 en Diagramas_Casos_de_Usos.drawio (ERF3.2, consulta de proveedor abierta al rol Consultor) y actualizada la norma ISO/IEC 29148 → ISO/IEC/IEEE 29148 en qa.normas de proyecto.js y en.js.</w:t>
+      </w:r>
+    </w:p>
+    <w:p>
+      <w:r>
+        <w:rPr>
+          <w:b w:val="0"/>
+        </w:rPr>
+        <w:t>· Notación RF/ERF en artefactos: Matriz de Riesgos (T12), Informe Técnico v3.0 (T8 y TokenAPI ERF8.3), Documentación de Software (ERF8.1), RRHH (ERF5.2) y el presente informe (etiquetas ERF6.1/ERF7.1/ERF8.1 y ERF8.1 en categorías).</w:t>
+      </w:r>
+    </w:p>
+    <w:p>
+      <w:r>
+        <w:rPr>
+          <w:b w:val="0"/>
+        </w:rPr>
+        <w:t>· Modelo de dominio: la entidad TokenAPI queda ligada únicamente a ERF8.3 y se añadió el atributo 'nit' a Proveedor, en coherencia con el DER (nit UNIQUE) y el ERF3.1.</w:t>
+      </w:r>
+    </w:p>
+    <w:p>
+      <w:r>
+        <w:rPr>
+          <w:b w:val="0"/>
+        </w:rPr>
+        <w:t>· Informe Técnico v3.0: se retiraron las referencias a XAMPP (despliegue local del caso real), se corrigió la norma ISO/IEC/IEEE 29148, la concordancia 'se verifica la coherencia' y la redacción 'riesgos de nivel Alto' (la Tabla 11 no contiene riesgos críticos).</w:t>
+      </w:r>
+    </w:p>
+    <w:p>
+      <w:r>
+        <w:rPr>
+          <w:b w:val="0"/>
+        </w:rPr>
+        <w:t>· Cuadro de Costos: se retiró la mención a XAMPP y se corrigió la licencia de PostgreSQL 16 a 'PostgreSQL License' (permisiva, no GPL).</w:t>
+      </w:r>
+    </w:p>
+    <w:p>
+      <w:r>
+        <w:rPr>
+          <w:b w:val="0"/>
+        </w:rPr>
+        <w:t>· Página web: se corrigió el requerimiento afectado del riesgo T8 (ERF5.2) en src/data (proyecto.js y en.js) y se sincronizaron los anexos.</w:t>
+      </w:r>
+    </w:p>
+    <w:p>
+      <w:r>
+        <w:rPr>
+          <w:b w:val="0"/>
+        </w:rPr>
+        <w:t>Dónde: Kevin SRS-Sistema de Inventario_CORREGIDO.docx, Matriz_de_Riesgo_ALMEXA.docx, Informe_Tecnico_ALMEXA_v3.0.docx, Documentacion_Software_ALMEXA_CORREGIDO2.0.docx, Informe_RRHH_Sistema_Inventario_CORREGIDO.docx, Documentacion_Diagrama_de_Dominio_CORREGIDO.docx, Documentacion_Diagramas_de_caso_de_uso.docx, Documento_de_Correlacion_con_el_SRS.docx, Informe_de_Cambios_ALMEXA.docx, Cuadro_de_Costos_ALMEXA.docx, Informe_Ingenieria_y_Validacion_de_Requisitos.docx y página web (src/data).</w:t>
+      </w:r>
+    </w:p>
+    <w:p>
+      <w:r>
+        <w:rPr>
+          <w:b w:val="0"/>
+        </w:rPr>
+        <w:t>Razón: garantizar la coherencia de notación, actores y cifras frente a la versión vigente del SRS antes de la entrega final.</w:t>
       </w:r>
     </w:p>
     <w:sectPr>

--- a/public/anexos/10-Trazabilidad/Informe_de_Cambios_ALMEXA.docx
+++ b/public/anexos/10-Trazabilidad/Informe_de_Cambios_ALMEXA.docx
@@ -495,6 +495,9 @@
         </w:tc>
       </w:tr>
       <w:tr>
+        <w:trPr>
+          <w:cantSplit/>
+        </w:trPr>
         <w:tc>
           <w:tcPr>
             <w:tcW w:w="1657" w:type="dxa"/>
@@ -2564,6 +2567,9 @@
         </w:tc>
       </w:tr>
       <w:tr>
+        <w:trPr>
+          <w:cantSplit/>
+        </w:trPr>
         <w:tc>
           <w:tcPr>
             <w:tcW w:type="dxa" w:w="1174"/>
@@ -2586,6 +2592,9 @@
         </w:tc>
       </w:tr>
       <w:tr>
+        <w:trPr>
+          <w:cantSplit/>
+        </w:trPr>
         <w:tc>
           <w:tcPr>
             <w:tcW w:type="dxa" w:w="1174"/>
@@ -2608,6 +2617,9 @@
         </w:tc>
       </w:tr>
       <w:tr>
+        <w:trPr>
+          <w:cantSplit/>
+        </w:trPr>
         <w:tc>
           <w:tcPr>
             <w:tcW w:type="dxa" w:w="1174"/>
@@ -2671,6 +2683,10 @@
         <w:gridCol w:w="4513"/>
       </w:tblGrid>
       <w:tr>
+        <w:trPr>
+          <w:cantSplit/>
+          <w:tblHeader/>
+        </w:trPr>
         <w:tc>
           <w:tcPr>
             <w:tcW w:w="4513" w:type="dxa"/>
@@ -2709,6 +2725,9 @@
         </w:tc>
       </w:tr>
       <w:tr>
+        <w:trPr>
+          <w:cantSplit/>
+        </w:trPr>
         <w:tc>
           <w:tcPr>
             <w:tcW w:w="4513" w:type="dxa"/>
@@ -2731,6 +2750,9 @@
         </w:tc>
       </w:tr>
       <w:tr>
+        <w:trPr>
+          <w:cantSplit/>
+        </w:trPr>
         <w:tc>
           <w:tcPr>
             <w:tcW w:w="4513" w:type="dxa"/>
@@ -2753,6 +2775,9 @@
         </w:tc>
       </w:tr>
       <w:tr>
+        <w:trPr>
+          <w:cantSplit/>
+        </w:trPr>
         <w:tc>
           <w:tcPr>
             <w:tcW w:w="4513" w:type="dxa"/>
@@ -2775,6 +2800,9 @@
         </w:tc>
       </w:tr>
       <w:tr>
+        <w:trPr>
+          <w:cantSplit/>
+        </w:trPr>
         <w:tc>
           <w:tcPr>
             <w:tcW w:w="4513" w:type="dxa"/>
@@ -2797,6 +2825,9 @@
         </w:tc>
       </w:tr>
       <w:tr>
+        <w:trPr>
+          <w:cantSplit/>
+        </w:trPr>
         <w:tc>
           <w:tcPr>
             <w:tcW w:w="4513" w:type="dxa"/>
@@ -2819,6 +2850,9 @@
         </w:tc>
       </w:tr>
       <w:tr>
+        <w:trPr>
+          <w:cantSplit/>
+        </w:trPr>
         <w:tc>
           <w:tcPr>
             <w:tcW w:w="4513" w:type="dxa"/>
@@ -2841,6 +2875,9 @@
         </w:tc>
       </w:tr>
       <w:tr>
+        <w:trPr>
+          <w:cantSplit/>
+        </w:trPr>
         <w:tc>
           <w:tcPr>
             <w:tcW w:w="4513" w:type="dxa"/>
@@ -2863,6 +2900,9 @@
         </w:tc>
       </w:tr>
       <w:tr>
+        <w:trPr>
+          <w:cantSplit/>
+        </w:trPr>
         <w:tc>
           <w:tcPr>
             <w:tcW w:w="4513" w:type="dxa"/>
@@ -3128,6 +3168,80 @@
       <w:cols w:space="720"/>
       <w:docGrid w:linePitch="360"/>
     </w:sectPr>
+    <w:p>
+      <w:pPr>
+        <w:spacing w:after="90"/>
+      </w:pPr>
+      <w:r>
+        <w:rPr>
+          <w:b/>
+        </w:rPr>
+        <w:t xml:space="preserve">22. Registro adicional (23-09-2026): página web con 4 vistas, informe de análisis y actualización del Informe Técnico v3.0</w:t>
+      </w:r>
+    </w:p>
+    <w:p>
+      <w:pPr>
+        <w:spacing w:after="90"/>
+      </w:pPr>
+      <w:r>
+        <w:rPr/>
+        <w:t xml:space="preserve">Qué: se reestructuró la página web del proyecto (React + react-router-dom con HashRouter) de una vista única a cuatro vistas con ruteado por hash: #/ (índice), #/srs, #/informe-analisis y #/informe-tecnico. Detalles:</w:t>
+      </w:r>
+    </w:p>
+    <w:p>
+      <w:pPr>
+        <w:spacing w:after="90"/>
+      </w:pPr>
+      <w:r>
+        <w:rPr/>
+        <w:t xml:space="preserve">· Página web: se eliminó el catálogo de 41 anexos del sitio; el Navbar ahora navega Inicio, Documento SRS, Informe de Análisis e Informe Técnico; el índice organiza módulos, estado del proyecto, enlaces a los tres documentos y un video placeholder 16:9; cada documento tiene su botón 'Ver carpeta en Drive' (enlace por definir) y su descarga .docx.</w:t>
+      </w:r>
+    </w:p>
+    <w:p>
+      <w:pPr>
+        <w:spacing w:after="90"/>
+      </w:pPr>
+      <w:r>
+        <w:rPr/>
+        <w:t xml:space="preserve">· SRS: la vista /#/srs expone contexto, requisitos funcionales y no funcionales, entidades y casos de uso. Informe de Análisis: la vista /#/informe-analisis presenta metodología, diagramas de actividad, dominio y DER con 13 tablas. Informe Técnico: la vista /#/informe-tecnico reutiliza las 9 secciones del informe (resumen a conclusiones).</w:t>
+      </w:r>
+    </w:p>
+    <w:p>
+      <w:pPr>
+        <w:spacing w:after="90"/>
+      </w:pPr>
+      <w:r>
+        <w:rPr/>
+        <w:t xml:space="preserve">· Nuevo documento: se generó 'Informe de Análisis' (Tablero de Actividades - Fase de Análisis) en Nuevas versiones\Informe de Análisis\Informe_de_Analisis_ALMEXA.docx y su copia pública en public\anexos\12-Analisis\ del sitio, con metodología Scrum, fases, diagramas (CU, actividad, dominio), DER con 13 tablas, prototipo, matriz de trazabilidad y checklist.</w:t>
+      </w:r>
+    </w:p>
+    <w:p>
+      <w:pPr>
+        <w:spacing w:after="90"/>
+      </w:pPr>
+      <w:r>
+        <w:rPr/>
+        <w:t xml:space="preserve">· Informe Técnico v3.0: la Tabla 16 (Contenido / Ruta relativa) incorpora la fila 19 'Informe de Análisis' con ruta 12-Analisis\Informe_de_Analisis_ALMEXA.docx, y se regeneró Informe_Tecnico_ALMEXA_v3.0.pdf (21 páginas).</w:t>
+      </w:r>
+    </w:p>
+    <w:p>
+      <w:pPr>
+        <w:spacing w:after="90"/>
+      </w:pPr>
+      <w:r>
+        <w:rPr/>
+        <w:t xml:space="preserve">Dónde: Pagina Web (src/, styles.css, public/anexos/12-Analisis), Nuevas versiones\Informe de Análisis\Informe_de_Analisis_ALMEXA.docx, Nuevas versiones\Cierre de Trimestre\3\Informe_Tecnico_ALMEXA_v3.0.docx y .pdf.</w:t>
+      </w:r>
+    </w:p>
+    <w:p>
+      <w:pPr>
+        <w:spacing w:after="90"/>
+      </w:pPr>
+      <w:r>
+        <w:rPr/>
+        <w:t xml:space="preserve">Razón: presentar el expediente del proyecto en la web con rutas por documento en lugar del catálogo plano de anexos, incluir el nuevo entregable de fase de análisis y mantener la trazabilidad documental del informe técnico.</w:t>
+      </w:r>
+    </w:p>
   </w:body>
 </w:document>
 </file>
